--- a/synexo/Synapep_Comprehensive_Report.docx
+++ b/synexo/Synapep_Comprehensive_Report.docx
@@ -85,7 +85,7 @@
           <w:i w:val="0"/>
           <w:sz w:val="21"/>
         </w:rPr>
-        <w:t>Synapep sells AI-personalised aesthetic treatments to physician clinics: an applicator device plus recurring, CodeLife-configured peptide/exosome treatment kits, registered as a medical-device family. The product is developed for Korean physicians, registered with Korea MFDS, then exported as-is — the same product — using MFDS as a reliance/recognition springboard across Asia and the Gulf. The durable asset is a proprietary aesthetic-medicine AI model and a compounding outcomes dataset (the data flywheel).</w:t>
+        <w:t>Synapep Labs is a physician co-development lab for regenerative aesthetic medicine. Elite Korean aesthetic doctors co-design purpose-built products (personalised to the physician's clinical case, not the patient): an applicator device plus recurring CodeLife-configured peptide/exosome kits. Each doctor request becomes a registered SKU via a fast/cheap regulatory 'modification engine'; the inventing physician then champions it to peers under a compliance-first benefit-sharing royalty. The company is defensible on two co-equal moats — an AI/data flywheel and a physician-network + regulatory-process engine — and registered in Korea (MFDS), then exported across Asia and the Gulf on reliance pathways.</w:t>
       </w:r>
     </w:p>
     <w:p>
@@ -654,7 +654,20 @@
         <w:pStyle w:val="Heading1"/>
       </w:pPr>
       <w:r>
-        <w:t>4. Business model — three pillars</w:t>
+        <w:t>4. Business model — two co-equal moats</w:t>
+      </w:r>
+    </w:p>
+    <w:p>
+      <w:pPr>
+        <w:spacing w:after="120"/>
+      </w:pPr>
+      <w:r>
+        <w:rPr>
+          <w:b w:val="0"/>
+          <w:i w:val="0"/>
+          <w:sz w:val="21"/>
+        </w:rPr>
+        <w:t>Synapep Labs is a physician co-development lab, defensible on two fronts at once. Either moat alone is copyable; together they compound. Devices/kits are the revenue wedge and the data-capture layer.</w:t>
       </w:r>
     </w:p>
     <w:p>
@@ -665,10 +678,10 @@
         <w:rPr>
           <w:b/>
         </w:rPr>
-        <w:t>Pillar 1 — AI engine &amp; data flywheel (the moat) —</w:t>
+        <w:t>Moat A — AI engine &amp; data flywheel —</w:t>
       </w:r>
       <w:r>
-        <w:t xml:space="preserve"> CodeLife + a proprietary aesthetic-medicine model design personalised peptides engineered to outperform generalised products; an AI-QA suite validates every batch and feeds the flywheel. Configuration/decision-support within a cleared envelope (physician in the loop).</w:t>
+        <w:t xml:space="preserve"> CodeLife.AI designs personalised peptides engineered to outperform generalised products; an AI-QA suite validates every batch and feeds a compounding outcomes dataset (the durable asset). Physician decision-support within a cleared envelope (SaMD-aware).</w:t>
       </w:r>
     </w:p>
     <w:p>
@@ -679,24 +692,56 @@
         <w:rPr>
           <w:b/>
         </w:rPr>
-        <w:t>Pillar 2 — Devices &amp; kits (revenue wedge) —</w:t>
+        <w:t>Moat B — Physician co-development engine —</w:t>
       </w:r>
       <w:r>
-        <w:t xml:space="preserve"> applicator device placed/sold to clinics (also the data-capture endpoint) + recurring CodeLife-configured kits at ~$30–35 ex-factory within an approved family.</w:t>
+        <w:t xml:space="preserve"> elite Korean KOLs co-develop purpose-built SKUs (doctor-personalised, not patient), registered fast/cheap via a regulatory 'modification engine', and spread through a compliance-first benefit-shared KOL flywheel. A relationship + process asset, hard to copy.</w:t>
       </w:r>
     </w:p>
     <w:p>
       <w:pPr>
-        <w:pStyle w:val="ListBullet"/>
+        <w:pStyle w:val="Heading2"/>
+      </w:pPr>
+      <w:r>
+        <w:t>Moat B — the three engines</w:t>
+      </w:r>
+    </w:p>
+    <w:p>
+      <w:pPr>
+        <w:pStyle w:val="ListNumber"/>
+      </w:pPr>
+      <w:r>
+        <w:t>KOL co-development lab — Korea's world-class physicians co-design products from the doctor's clinical perspective; CodeLife accelerates each design.</w:t>
+      </w:r>
+    </w:p>
+    <w:p>
+      <w:pPr>
+        <w:pStyle w:val="ListNumber"/>
+      </w:pPr>
+      <w:r>
+        <w:t>Modification engine — each variant is a minor change under Korea's improved-device / negative-list regime and functional-cosmetic/quasi-drug routes (company target &lt;3% change, ~3-month cycle, &lt;$30K/SKU → ~20 SKUs in ~6 months; &lt;$600K total — to be validated).</w:t>
+      </w:r>
+    </w:p>
+    <w:p>
+      <w:pPr>
+        <w:pStyle w:val="ListNumber"/>
+      </w:pPr>
+      <w:r>
+        <w:t>Benefit-shared KOL flywheel (compliance-first) — the inventing physician champions the SKU to peers and shares economics as an FMV royalty for genuine IP co-invention, DECOUPLED from their own usage; K-Sunshine / anti-rebate compliant. The 'double-edged' risk is managed by design.</w:t>
+      </w:r>
+    </w:p>
+    <w:p>
+      <w:pPr>
+        <w:spacing w:after="120"/>
       </w:pPr>
       <w:r>
         <w:rPr>
-          <w:b/>
+          <w:b w:val="0"/>
+          <w:i/>
+          <w:color w:val="555555"/>
+          <w:sz w:val="19"/>
         </w:rPr>
-        <w:t>Pillar 3 — Data monetisation —</w:t>
-      </w:r>
-      <w:r>
-        <w:t xml:space="preserve"> licensing the model/insights, physician outcome analytics, R&amp;D partnerships — the institutional-AI-investor story (upside, not in base P&amp;L).</w:t>
+        <w:t>See the Model Clarification annex for how this maps to the exosome / synthetic-biotech aesthetics landscape (ExoCoBio, Brexogen, designer exosomes) and its regulatory reality.</w:t>
       </w:r>
     </w:p>
     <w:p>
@@ -753,7 +798,7 @@
         <w:pStyle w:val="Heading1"/>
       </w:pPr>
       <w:r>
-        <w:t>6. Regulatory strategy (Korea → Hong Kong → export)</w:t>
+        <w:t>6. Regulatory strategy + the modification engine</w:t>
       </w:r>
     </w:p>
     <w:tbl>
@@ -779,7 +824,7 @@
                 <w:b/>
                 <w:sz w:val="19"/>
               </w:rPr>
-              <w:t>Line</w:t>
+              <w:t>Regulated object</w:t>
             </w:r>
           </w:p>
         </w:tc>
@@ -793,7 +838,7 @@
                 <w:b/>
                 <w:sz w:val="19"/>
               </w:rPr>
-              <w:t>Pathway</w:t>
+              <w:t>Class / pathway</w:t>
             </w:r>
           </w:p>
         </w:tc>
@@ -822,7 +867,7 @@
               <w:rPr>
                 <w:sz w:val="19"/>
               </w:rPr>
-              <w:t>Microneedling/topical kit + applicator</w:t>
+              <w:t>Applicator (microneedling/ion)</w:t>
             </w:r>
           </w:p>
         </w:tc>
@@ -835,7 +880,7 @@
               <w:rPr>
                 <w:sz w:val="19"/>
               </w:rPr>
-              <w:t>Korea MFDS modified-device; HK MDACS listing</w:t>
+              <w:t>Medical device — improved-device / negative-list change</w:t>
             </w:r>
           </w:p>
         </w:tc>
@@ -848,7 +893,48 @@
               <w:rPr>
                 <w:sz w:val="19"/>
               </w:rPr>
-              <w:t>Fast (~months); the lead, registrable family</w:t>
+              <w:t>Fast; KR 10-2654857 anchors the family</w:t>
+            </w:r>
+          </w:p>
+        </w:tc>
+      </w:tr>
+      <w:tr>
+        <w:tc>
+          <w:tcPr>
+            <w:tcW w:type="dxa" w:w="3456"/>
+          </w:tcPr>
+          <w:p>
+            <w:r>
+              <w:rPr>
+                <w:sz w:val="19"/>
+              </w:rPr>
+              <w:t>Doctor-personalised topical/exosome kit</w:t>
+            </w:r>
+          </w:p>
+        </w:tc>
+        <w:tc>
+          <w:tcPr>
+            <w:tcW w:type="dxa" w:w="3312"/>
+          </w:tcPr>
+          <w:p>
+            <w:r>
+              <w:rPr>
+                <w:sz w:val="19"/>
+              </w:rPr>
+              <w:t>Functional cosmetic / quasi-drug (mostly outside device class)</w:t>
+            </w:r>
+          </w:p>
+        </w:tc>
+        <w:tc>
+          <w:tcPr>
+            <w:tcW w:type="dxa" w:w="2592"/>
+          </w:tcPr>
+          <w:p>
+            <w:r>
+              <w:rPr>
+                <w:sz w:val="19"/>
+              </w:rPr>
+              <w:t>Same-active notification; &lt;3% deltas; the SKU engine</w:t>
             </w:r>
           </w:p>
         </w:tc>
@@ -876,7 +962,7 @@
               <w:rPr>
                 <w:sz w:val="19"/>
               </w:rPr>
-              <w:t>Drug/biologic (separate track) or cosmetic where permitted</w:t>
+              <w:t>Drug / biologic (separate track)</w:t>
             </w:r>
           </w:p>
         </w:tc>
@@ -889,7 +975,7 @@
               <w:rPr>
                 <w:sz w:val="19"/>
               </w:rPr>
-              <w:t>Slower; do not gate the device launch on it</w:t>
+              <w:t>Slower; must not gate launch</w:t>
             </w:r>
           </w:p>
         </w:tc>
@@ -917,7 +1003,7 @@
               <w:rPr>
                 <w:sz w:val="19"/>
               </w:rPr>
-              <w:t>Configuration/decision-support in a cleared envelope</w:t>
+              <w:t>Config/decision-support in a cleared envelope</w:t>
             </w:r>
           </w:p>
         </w:tc>
@@ -930,7 +1016,7 @@
               <w:rPr>
                 <w:sz w:val="19"/>
               </w:rPr>
-              <w:t>Manage SaMD exposure; physician in the loop</w:t>
+              <w:t>Manages SaMD exposure</w:t>
             </w:r>
           </w:p>
         </w:tc>
@@ -1982,7 +2068,7 @@
         </w:tc>
         <w:tc>
           <w:tcPr>
-            <w:tcW w:type="dxa" w:w="1152"/>
+            <w:tcW w:type="dxa" w:w="1296"/>
           </w:tcPr>
           <w:p>
             <w:r>
@@ -1996,7 +2082,7 @@
         </w:tc>
         <w:tc>
           <w:tcPr>
-            <w:tcW w:type="dxa" w:w="5328"/>
+            <w:tcW w:type="dxa" w:w="5184"/>
           </w:tcPr>
           <w:p>
             <w:r>
@@ -2025,7 +2111,7 @@
         </w:tc>
         <w:tc>
           <w:tcPr>
-            <w:tcW w:type="dxa" w:w="1152"/>
+            <w:tcW w:type="dxa" w:w="1296"/>
           </w:tcPr>
           <w:p>
             <w:r>
@@ -2038,7 +2124,7 @@
         </w:tc>
         <w:tc>
           <w:tcPr>
-            <w:tcW w:type="dxa" w:w="5328"/>
+            <w:tcW w:type="dxa" w:w="5184"/>
           </w:tcPr>
           <w:p>
             <w:r>
@@ -2066,7 +2152,7 @@
         </w:tc>
         <w:tc>
           <w:tcPr>
-            <w:tcW w:type="dxa" w:w="1152"/>
+            <w:tcW w:type="dxa" w:w="1296"/>
           </w:tcPr>
           <w:p>
             <w:r>
@@ -2079,7 +2165,7 @@
         </w:tc>
         <w:tc>
           <w:tcPr>
-            <w:tcW w:type="dxa" w:w="5328"/>
+            <w:tcW w:type="dxa" w:w="5184"/>
           </w:tcPr>
           <w:p>
             <w:r>
@@ -2107,7 +2193,7 @@
         </w:tc>
         <w:tc>
           <w:tcPr>
-            <w:tcW w:type="dxa" w:w="1152"/>
+            <w:tcW w:type="dxa" w:w="1296"/>
           </w:tcPr>
           <w:p>
             <w:r>
@@ -2120,7 +2206,7 @@
         </w:tc>
         <w:tc>
           <w:tcPr>
-            <w:tcW w:type="dxa" w:w="5328"/>
+            <w:tcW w:type="dxa" w:w="5184"/>
           </w:tcPr>
           <w:p>
             <w:r>
@@ -2148,7 +2234,7 @@
         </w:tc>
         <w:tc>
           <w:tcPr>
-            <w:tcW w:type="dxa" w:w="1152"/>
+            <w:tcW w:type="dxa" w:w="1296"/>
           </w:tcPr>
           <w:p>
             <w:r>
@@ -2161,7 +2247,7 @@
         </w:tc>
         <w:tc>
           <w:tcPr>
-            <w:tcW w:type="dxa" w:w="5328"/>
+            <w:tcW w:type="dxa" w:w="5184"/>
           </w:tcPr>
           <w:p>
             <w:r>
@@ -2189,7 +2275,7 @@
         </w:tc>
         <w:tc>
           <w:tcPr>
-            <w:tcW w:type="dxa" w:w="1152"/>
+            <w:tcW w:type="dxa" w:w="1296"/>
           </w:tcPr>
           <w:p>
             <w:r>
@@ -2202,7 +2288,7 @@
         </w:tc>
         <w:tc>
           <w:tcPr>
-            <w:tcW w:type="dxa" w:w="5328"/>
+            <w:tcW w:type="dxa" w:w="5184"/>
           </w:tcPr>
           <w:p>
             <w:r>
@@ -2230,7 +2316,7 @@
         </w:tc>
         <w:tc>
           <w:tcPr>
-            <w:tcW w:type="dxa" w:w="1152"/>
+            <w:tcW w:type="dxa" w:w="1296"/>
           </w:tcPr>
           <w:p>
             <w:r>
@@ -2243,7 +2329,7 @@
         </w:tc>
         <w:tc>
           <w:tcPr>
-            <w:tcW w:type="dxa" w:w="5328"/>
+            <w:tcW w:type="dxa" w:w="5184"/>
           </w:tcPr>
           <w:p>
             <w:r>
@@ -2271,7 +2357,7 @@
         </w:tc>
         <w:tc>
           <w:tcPr>
-            <w:tcW w:type="dxa" w:w="1152"/>
+            <w:tcW w:type="dxa" w:w="1296"/>
           </w:tcPr>
           <w:p>
             <w:r>
@@ -2284,7 +2370,7 @@
         </w:tc>
         <w:tc>
           <w:tcPr>
-            <w:tcW w:type="dxa" w:w="5328"/>
+            <w:tcW w:type="dxa" w:w="5184"/>
           </w:tcPr>
           <w:p>
             <w:r>
@@ -2312,7 +2398,7 @@
         </w:tc>
         <w:tc>
           <w:tcPr>
-            <w:tcW w:type="dxa" w:w="1152"/>
+            <w:tcW w:type="dxa" w:w="1296"/>
           </w:tcPr>
           <w:p>
             <w:r>
@@ -2325,7 +2411,7 @@
         </w:tc>
         <w:tc>
           <w:tcPr>
-            <w:tcW w:type="dxa" w:w="5328"/>
+            <w:tcW w:type="dxa" w:w="5184"/>
           </w:tcPr>
           <w:p>
             <w:r>
@@ -2353,7 +2439,7 @@
         </w:tc>
         <w:tc>
           <w:tcPr>
-            <w:tcW w:type="dxa" w:w="1152"/>
+            <w:tcW w:type="dxa" w:w="1296"/>
           </w:tcPr>
           <w:p>
             <w:r>
@@ -2366,7 +2452,7 @@
         </w:tc>
         <w:tc>
           <w:tcPr>
-            <w:tcW w:type="dxa" w:w="5328"/>
+            <w:tcW w:type="dxa" w:w="5184"/>
           </w:tcPr>
           <w:p>
             <w:r>
@@ -2394,7 +2480,7 @@
         </w:tc>
         <w:tc>
           <w:tcPr>
-            <w:tcW w:type="dxa" w:w="1152"/>
+            <w:tcW w:type="dxa" w:w="1296"/>
           </w:tcPr>
           <w:p>
             <w:r>
@@ -2407,7 +2493,7 @@
         </w:tc>
         <w:tc>
           <w:tcPr>
-            <w:tcW w:type="dxa" w:w="5328"/>
+            <w:tcW w:type="dxa" w:w="5184"/>
           </w:tcPr>
           <w:p>
             <w:r>
@@ -2415,6 +2501,47 @@
                 <w:sz w:val="18"/>
               </w:rPr>
               <w:t>Per-market kit class; salmon/synthetic clears bans?</w:t>
+            </w:r>
+          </w:p>
+        </w:tc>
+      </w:tr>
+      <w:tr>
+        <w:tc>
+          <w:tcPr>
+            <w:tcW w:type="dxa" w:w="2880"/>
+          </w:tcPr>
+          <w:p>
+            <w:r>
+              <w:rPr>
+                <w:sz w:val="18"/>
+              </w:rPr>
+              <w:t>Physician benefit-sharing</w:t>
+            </w:r>
+          </w:p>
+        </w:tc>
+        <w:tc>
+          <w:tcPr>
+            <w:tcW w:type="dxa" w:w="1296"/>
+          </w:tcPr>
+          <w:p>
+            <w:r>
+              <w:rPr>
+                <w:sz w:val="18"/>
+              </w:rPr>
+              <w:t>ORANGE</w:t>
+            </w:r>
+          </w:p>
+        </w:tc>
+        <w:tc>
+          <w:tcPr>
+            <w:tcW w:type="dxa" w:w="5184"/>
+          </w:tcPr>
+          <w:p>
+            <w:r>
+              <w:rPr>
+                <w:sz w:val="18"/>
+              </w:rPr>
+              <w:t>FMV co-invention royalty, decoupled from usage; K-Sunshine?</w:t>
             </w:r>
           </w:p>
         </w:tc>
@@ -2594,7 +2721,7 @@
               <w:rPr>
                 <w:sz w:val="19"/>
               </w:rPr>
-              <w:t>IP into JV; $25M sample verification; clinic data-rights clause; clean cap table</w:t>
+              <w:t>IP into JV; $25M sample verification; clinic data-rights clause; physician co-development/IP-royalty framework + K-Sunshine compliance opinion; clean cap table</w:t>
             </w:r>
           </w:p>
         </w:tc>

--- a/synexo/Synapep_Comprehensive_Report.docx
+++ b/synexo/Synapep_Comprehensive_Report.docx
@@ -490,7 +490,7 @@
         <w:t>What $1M buys —</w:t>
       </w:r>
       <w:r>
-        <w:t xml:space="preserve"> resolve cold-chain/COGS and produce the validation pack; stand up Korea + Wave-1 export (HK, Vietnam, Singapore); ship CodeLife v1 + the data-rights clause.</w:t>
+        <w:t xml:space="preserve"> produce the validation pack plus the stability dossier + COGS BOM; stand up Korea + Wave-1 export (HK, Vietnam, Singapore); ship CodeLife v1 + the data-rights clause.</w:t>
       </w:r>
     </w:p>
     <w:p>
@@ -638,7 +638,7 @@
         <w:pStyle w:val="ListNumber"/>
       </w:pPr>
       <w:r>
-        <w:t>Cold chain &amp; COGS: reformulate to 2–8 °C / ambient or cost the chain; publish a bottom-up BOM. (This is the single biggest unlock.)</w:t>
+        <w:t>Cold chain: stabilisation tech removes the −80 °C dependency (a distribution/export advantage) — substantiate with a stability/shelf-life dossier; publish a bottom-up COGS BOM.</w:t>
       </w:r>
     </w:p>
     <w:p>
@@ -2187,7 +2187,7 @@
               <w:rPr>
                 <w:sz w:val="18"/>
               </w:rPr>
-              <w:t>Manufacturing &amp; cold chain</w:t>
+              <w:t>Manufacturing &amp; supply chain</w:t>
             </w:r>
           </w:p>
         </w:tc>
@@ -2200,7 +2200,7 @@
               <w:rPr>
                 <w:sz w:val="18"/>
               </w:rPr>
-              <w:t>RED</w:t>
+              <w:t>AMBER</w:t>
             </w:r>
           </w:p>
         </w:tc>
@@ -2213,7 +2213,7 @@
               <w:rPr>
                 <w:sz w:val="18"/>
               </w:rPr>
-              <w:t>2–8 °C reformulation or costed cold chain + BOM?</w:t>
+              <w:t>Stability dossier (cold-chain-free) + bottom-up BOM?</w:t>
             </w:r>
           </w:p>
         </w:tc>
@@ -2562,7 +2562,7 @@
           <w:i/>
           <w:sz w:val="19"/>
         </w:rPr>
-        <w:t>Verdict: conditional interest — diligence yes, their price no. Price $5–6M, milestone-gated. Resolve cold chain + COGS (RED) and the validation pack and amber→green across the board.</w:t>
+        <w:t>Verdict: conditional interest — diligence yes, their price no. Price $5–6M, milestone-gated. No red flags once the validation pack and the stability dossier + COGS BOM land; amber→green.</w:t>
       </w:r>
     </w:p>
     <w:p>
@@ -2749,7 +2749,7 @@
               <w:rPr>
                 <w:sz w:val="19"/>
               </w:rPr>
-              <w:t>Cold-chain spec + COGS BOM; 5–10 anchor clinics w/ reorders; one prospective readout; classification memo</w:t>
+              <w:t>Stability dossier + COGS BOM; 5–10 anchor clinics w/ reorders; one prospective readout; classification memo</w:t>
             </w:r>
           </w:p>
         </w:tc>
@@ -2875,7 +2875,7 @@
               <w:rPr>
                 <w:sz w:val="19"/>
               </w:rPr>
-              <w:t>Cold-chain / COGS unproven</w:t>
+              <w:t>COGS needs a bottom-up BOM</w:t>
             </w:r>
           </w:p>
         </w:tc>
@@ -2888,7 +2888,7 @@
               <w:rPr>
                 <w:sz w:val="19"/>
               </w:rPr>
-              <w:t>Reformulate to 2–8 °C; bottom-up BOM; QC release costing</w:t>
+              <w:t>Stability dossier (cold-chain-free); bottom-up BOM; QC release costing</w:t>
             </w:r>
           </w:p>
         </w:tc>
@@ -3030,7 +3030,7 @@
         <w:t>0–12 months ($1M) —</w:t>
       </w:r>
       <w:r>
-        <w:t xml:space="preserve"> Korea registration + anchor clinics; cold-chain/COGS resolution; CodeLife v1 + data-rights; Wave-1 export prep (HK, Vietnam, Singapore).</w:t>
+        <w:t xml:space="preserve"> Korea registration + anchor clinics; stability dossier + COGS BOM; CodeLife v1 + data-rights; Wave-1 export prep (HK, Vietnam, Singapore).</w:t>
       </w:r>
     </w:p>
     <w:p>
